--- a/Lab3_AttackLab_Report.docx
+++ b/Lab3_AttackLab_Report.docx
@@ -213,7 +213,7 @@
                 <w:color w:val="202020"/>
                 <w:sz w:val="20"/>
               </w:rPr>
-              <w:t>ICS-26Fall-FDU/AttackLab</w:t>
+              <w:t>github.com/Marinabobo/AttackLab</w:t>
             </w:r>
           </w:p>
         </w:tc>
